--- a/customer service/speech therapist/speech-therapist-config-v.2.docx
+++ b/customer service/speech therapist/speech-therapist-config-v.2.docx
@@ -15,23 +15,7 @@
           <w:b/>
           <w:bCs/>
         </w:rPr>
-        <w:t>/</w:t>
-      </w:r>
-      <w:proofErr w:type="gramStart"/>
-      <w:r>
-        <w:rPr>
-          <w:b/>
-          <w:bCs/>
-        </w:rPr>
-        <w:t>clinic</w:t>
-      </w:r>
-      <w:proofErr w:type="gramEnd"/>
-      <w:r>
-        <w:rPr>
-          <w:b/>
-          <w:bCs/>
-        </w:rPr>
-        <w:t>-agent/</w:t>
+        <w:t>/clinic-agent/</w:t>
       </w:r>
     </w:p>
     <w:p>
@@ -95,14 +79,9 @@
       </w:r>
       <w:proofErr w:type="spellStart"/>
       <w:r>
-        <w:t>doctor_</w:t>
-      </w:r>
-      <w:proofErr w:type="gramStart"/>
-      <w:r>
-        <w:t>map.json</w:t>
+        <w:t>doctor_map.json</w:t>
       </w:r>
       <w:proofErr w:type="spellEnd"/>
-      <w:proofErr w:type="gramEnd"/>
     </w:p>
     <w:p>
       <w:pPr>
@@ -144,12 +123,10 @@
         <w:t xml:space="preserve"> </w:t>
       </w:r>
       <w:proofErr w:type="spellStart"/>
-      <w:proofErr w:type="gramStart"/>
       <w:r>
         <w:t>credentials.json</w:t>
       </w:r>
       <w:proofErr w:type="spellEnd"/>
-      <w:proofErr w:type="gramEnd"/>
       <w:r>
         <w:t xml:space="preserve">  </w:t>
       </w:r>
@@ -250,7 +227,19 @@
       </w:r>
       <w:proofErr w:type="spellEnd"/>
       <w:r>
-        <w:t>-python-client google-auth google-auth-</w:t>
+        <w:t>-python-client</w:t>
+      </w:r>
+    </w:p>
+    <w:p>
+      <w:pPr>
+        <w:pStyle w:val="ListParagraph"/>
+        <w:ind w:left="1080"/>
+      </w:pPr>
+      <w:r>
+        <w:t xml:space="preserve">pip3 </w:t>
+      </w:r>
+      <w:r>
+        <w:t xml:space="preserve"> google-auth google-auth-</w:t>
       </w:r>
       <w:proofErr w:type="spellStart"/>
       <w:r>
@@ -266,6 +255,26 @@
       <w:proofErr w:type="spellStart"/>
       <w:r>
         <w:t>dotenv</w:t>
+      </w:r>
+      <w:proofErr w:type="spellEnd"/>
+    </w:p>
+    <w:p>
+      <w:pPr>
+        <w:pStyle w:val="ListParagraph"/>
+        <w:ind w:left="1080"/>
+      </w:pPr>
+      <w:r>
+        <w:t>pip</w:t>
+      </w:r>
+      <w:r>
+        <w:t>3</w:t>
+      </w:r>
+      <w:r>
+        <w:t xml:space="preserve"> install </w:t>
+      </w:r>
+      <w:proofErr w:type="spellStart"/>
+      <w:r>
+        <w:t>dateparser</w:t>
       </w:r>
       <w:proofErr w:type="spellEnd"/>
     </w:p>
@@ -282,21 +291,12 @@
         </w:rPr>
       </w:pPr>
       <w:bookmarkStart w:id="0" w:name="_Hlk202870041"/>
-      <w:proofErr w:type="gramStart"/>
-      <w:r>
-        <w:rPr>
-          <w:b/>
-          <w:bCs/>
-        </w:rPr>
-        <w:t>Create  Project</w:t>
-      </w:r>
-      <w:proofErr w:type="gramEnd"/>
-      <w:r>
-        <w:rPr>
-          <w:b/>
-          <w:bCs/>
-        </w:rPr>
-        <w:t xml:space="preserve"> Directories</w:t>
+      <w:r>
+        <w:rPr>
+          <w:b/>
+          <w:bCs/>
+        </w:rPr>
+        <w:t>Create  Project Directories</w:t>
       </w:r>
     </w:p>
     <w:bookmarkEnd w:id="0"/>
@@ -464,18 +464,9 @@
           <w:b/>
           <w:bCs/>
         </w:rPr>
-        <w:t>octor_</w:t>
-      </w:r>
-      <w:proofErr w:type="gramStart"/>
-      <w:r>
-        <w:rPr>
-          <w:b/>
-          <w:bCs/>
-        </w:rPr>
-        <w:t>map.json</w:t>
+        <w:t>octor_map.json</w:t>
       </w:r>
       <w:proofErr w:type="spellEnd"/>
-      <w:proofErr w:type="gramEnd"/>
     </w:p>
     <w:p>
       <w:pPr>
@@ -576,6 +567,7 @@
           <w:kern w:val="0"/>
           <w14:ligatures w14:val="none"/>
         </w:rPr>
+        <w:lastRenderedPageBreak/>
         <w:t>list phone numbers (in international format) to receive voicemail alerts:</w:t>
       </w:r>
     </w:p>
@@ -617,7 +609,6 @@
           <w:kern w:val="0"/>
           <w14:ligatures w14:val="none"/>
         </w:rPr>
-        <w:lastRenderedPageBreak/>
         <w:t>+1234567890</w:t>
       </w:r>
     </w:p>
@@ -737,15 +728,7 @@
         <w:t>root folder of your Flask project</w:t>
       </w:r>
       <w:r>
-        <w:t xml:space="preserve">, create a file </w:t>
-      </w:r>
-      <w:proofErr w:type="gramStart"/>
-      <w:r>
-        <w:t>called .env</w:t>
-      </w:r>
-      <w:proofErr w:type="gramEnd"/>
-      <w:r>
-        <w:t>:</w:t>
+        <w:t>, create a file called .env:</w:t>
       </w:r>
     </w:p>
     <w:p>
@@ -761,17 +744,8 @@
           <w:sz w:val="20"/>
           <w:szCs w:val="20"/>
         </w:rPr>
-        <w:t>nano /home/ubuntu/app</w:t>
-      </w:r>
-      <w:proofErr w:type="gramStart"/>
-      <w:r>
-        <w:rPr>
-          <w:sz w:val="20"/>
-          <w:szCs w:val="20"/>
-        </w:rPr>
-        <w:t>/.env</w:t>
-      </w:r>
-      <w:proofErr w:type="gramEnd"/>
+        <w:t>nano /home/ubuntu/app/.env</w:t>
+      </w:r>
     </w:p>
     <w:p>
       <w:pPr>
@@ -1505,6 +1479,7 @@
           <w:kern w:val="0"/>
           <w14:ligatures w14:val="none"/>
         </w:rPr>
+        <w:lastRenderedPageBreak/>
         <w:t>WorkingDirectory</w:t>
       </w:r>
       <w:proofErr w:type="spellEnd"/>
@@ -1562,7 +1537,6 @@
           <w:kern w:val="0"/>
           <w14:ligatures w14:val="none"/>
         </w:rPr>
-        <w:lastRenderedPageBreak/>
         <w:t>ExecStart</w:t>
       </w:r>
       <w:proofErr w:type="spellEnd"/>
@@ -1950,7 +1924,6 @@
         <w:t>=multi-</w:t>
       </w:r>
       <w:proofErr w:type="spellStart"/>
-      <w:proofErr w:type="gramStart"/>
       <w:r>
         <w:rPr>
           <w:rFonts w:eastAsia="Times New Roman" w:cs="Courier New"/>
@@ -1960,7 +1933,6 @@
         <w:t>user.target</w:t>
       </w:r>
       <w:proofErr w:type="spellEnd"/>
-      <w:proofErr w:type="gramEnd"/>
     </w:p>
     <w:p>
       <w:pPr>
@@ -2728,7 +2700,6 @@
         <w:t xml:space="preserve">Step-by-Step: How to Create </w:t>
       </w:r>
       <w:proofErr w:type="spellStart"/>
-      <w:proofErr w:type="gramStart"/>
       <w:r>
         <w:rPr>
           <w:rFonts w:eastAsia="Times New Roman" w:cs="Times New Roman"/>
@@ -2740,7 +2711,6 @@
         <w:t>credentials.json</w:t>
       </w:r>
       <w:proofErr w:type="spellEnd"/>
-      <w:proofErr w:type="gramEnd"/>
       <w:r>
         <w:rPr>
           <w:rFonts w:eastAsia="Times New Roman" w:cs="Times New Roman"/>
@@ -2801,6 +2771,7 @@
           <w:kern w:val="0"/>
           <w14:ligatures w14:val="none"/>
         </w:rPr>
+        <w:lastRenderedPageBreak/>
         <w:t>🔗</w:t>
       </w:r>
       <w:r>
@@ -3605,7 +3576,6 @@
         <w:t xml:space="preserve"> </w:t>
       </w:r>
       <w:proofErr w:type="spellStart"/>
-      <w:proofErr w:type="gramStart"/>
       <w:r>
         <w:rPr>
           <w:rFonts w:eastAsia="Times New Roman" w:cs="Times New Roman"/>
@@ -3615,7 +3585,6 @@
         <w:t>credentials.json</w:t>
       </w:r>
       <w:proofErr w:type="spellEnd"/>
-      <w:proofErr w:type="gramEnd"/>
       <w:r>
         <w:rPr>
           <w:rFonts w:eastAsia="Times New Roman" w:cs="Times New Roman"/>
@@ -3725,6 +3694,7 @@
           <w:kern w:val="0"/>
           <w14:ligatures w14:val="none"/>
         </w:rPr>
+        <w:lastRenderedPageBreak/>
         <w:t>Open Google Calendar for each doctor.</w:t>
       </w:r>
     </w:p>
@@ -3750,7 +3720,6 @@
           <w:kern w:val="0"/>
           <w14:ligatures w14:val="none"/>
         </w:rPr>
-        <w:lastRenderedPageBreak/>
         <w:t xml:space="preserve">Click the </w:t>
       </w:r>
       <w:r>
@@ -4137,7 +4106,6 @@
           <w:u w:val="single"/>
         </w:rPr>
       </w:pPr>
-      <w:proofErr w:type="gramStart"/>
       <w:r>
         <w:rPr>
           <w:b/>
@@ -4148,10 +4116,62 @@
           <w:szCs w:val="20"/>
           <w:u w:val="single"/>
         </w:rPr>
-        <w:t>@ record</w:t>
-      </w:r>
-      <w:proofErr w:type="gramEnd"/>
-      <w:r>
+        <w:t>@ record:</w:t>
+      </w:r>
+    </w:p>
+    <w:p>
+      <w:pPr>
+        <w:ind w:left="1440"/>
+        <w:rPr>
+          <w:sz w:val="20"/>
+          <w:szCs w:val="20"/>
+        </w:rPr>
+      </w:pPr>
+      <w:r>
+        <w:rPr>
+          <w:b/>
+          <w:bCs/>
+          <w:sz w:val="20"/>
+          <w:szCs w:val="20"/>
+        </w:rPr>
+        <w:t>Type:</w:t>
+      </w:r>
+      <w:r>
+        <w:rPr>
+          <w:sz w:val="20"/>
+          <w:szCs w:val="20"/>
+        </w:rPr>
+        <w:t xml:space="preserve"> A</w:t>
+      </w:r>
+    </w:p>
+    <w:p>
+      <w:pPr>
+        <w:ind w:left="1440"/>
+        <w:rPr>
+          <w:sz w:val="20"/>
+          <w:szCs w:val="20"/>
+        </w:rPr>
+      </w:pPr>
+      <w:r>
+        <w:rPr>
+          <w:b/>
+          <w:bCs/>
+          <w:sz w:val="20"/>
+          <w:szCs w:val="20"/>
+        </w:rPr>
+        <w:t>Value:</w:t>
+      </w:r>
+      <w:r>
+        <w:rPr>
+          <w:sz w:val="20"/>
+          <w:szCs w:val="20"/>
+        </w:rPr>
+        <w:t xml:space="preserve"> Your public VM IP</w:t>
+      </w:r>
+    </w:p>
+    <w:p>
+      <w:pPr>
+        <w:ind w:left="720"/>
         <w:rPr>
           <w:b/>
           <w:bCs/>
@@ -4161,62 +4181,8 @@
           <w:szCs w:val="20"/>
           <w:u w:val="single"/>
         </w:rPr>
-        <w:t>:</w:t>
-      </w:r>
-    </w:p>
-    <w:p>
-      <w:pPr>
-        <w:ind w:left="1440"/>
-        <w:rPr>
-          <w:sz w:val="20"/>
-          <w:szCs w:val="20"/>
-        </w:rPr>
-      </w:pPr>
-      <w:r>
-        <w:rPr>
-          <w:b/>
-          <w:bCs/>
-          <w:sz w:val="20"/>
-          <w:szCs w:val="20"/>
-        </w:rPr>
-        <w:t>Type:</w:t>
-      </w:r>
-      <w:r>
-        <w:rPr>
-          <w:sz w:val="20"/>
-          <w:szCs w:val="20"/>
-        </w:rPr>
-        <w:t xml:space="preserve"> A</w:t>
-      </w:r>
-    </w:p>
-    <w:p>
-      <w:pPr>
-        <w:ind w:left="1440"/>
-        <w:rPr>
-          <w:sz w:val="20"/>
-          <w:szCs w:val="20"/>
-        </w:rPr>
-      </w:pPr>
-      <w:r>
-        <w:rPr>
-          <w:b/>
-          <w:bCs/>
-          <w:sz w:val="20"/>
-          <w:szCs w:val="20"/>
-        </w:rPr>
-        <w:t>Value:</w:t>
-      </w:r>
-      <w:r>
-        <w:rPr>
-          <w:sz w:val="20"/>
-          <w:szCs w:val="20"/>
-        </w:rPr>
-        <w:t xml:space="preserve"> Your public VM IP</w:t>
-      </w:r>
-    </w:p>
-    <w:p>
-      <w:pPr>
-        <w:ind w:left="720"/>
+      </w:pPr>
+      <w:r>
         <w:rPr>
           <w:b/>
           <w:bCs/>
@@ -4226,17 +4192,6 @@
           <w:szCs w:val="20"/>
           <w:u w:val="single"/>
         </w:rPr>
-      </w:pPr>
-      <w:r>
-        <w:rPr>
-          <w:b/>
-          <w:bCs/>
-          <w:i/>
-          <w:iCs/>
-          <w:sz w:val="20"/>
-          <w:szCs w:val="20"/>
-          <w:u w:val="single"/>
-        </w:rPr>
         <w:t>www record:</w:t>
       </w:r>
     </w:p>
@@ -4319,7 +4274,7 @@
           <w:rFonts w:ascii="Helvetica" w:eastAsia="Times New Roman" w:hAnsi="Helvetica" w:cs="Helvetica"/>
         </w:rPr>
         <w:pict w14:anchorId="70737952">
-          <v:rect id="_x0000_i1107" style="width:468pt;height:.85pt" o:hralign="center" o:hrstd="t" o:hr="t" fillcolor="#a0a0a0" stroked="f"/>
+          <v:rect id="_x0000_i1025" style="width:468pt;height:.85pt" o:hralign="center" o:hrstd="t" o:hr="t" fillcolor="#a0a0a0" stroked="f"/>
         </w:pict>
       </w:r>
     </w:p>
@@ -4474,7 +4429,7 @@
         </w:rPr>
         <w:lastRenderedPageBreak/>
         <w:pict w14:anchorId="19022704">
-          <v:rect id="_x0000_i1108" style="width:6in;height:.85pt" o:hralign="center" o:hrstd="t" o:hr="t" fillcolor="#a0a0a0" stroked="f"/>
+          <v:rect id="_x0000_i1026" style="width:6in;height:.85pt" o:hralign="center" o:hrstd="t" o:hr="t" fillcolor="#a0a0a0" stroked="f"/>
         </w:pict>
       </w:r>
     </w:p>
@@ -4586,17 +4541,8 @@
           <w:sz w:val="20"/>
           <w:szCs w:val="20"/>
         </w:rPr>
-        <w:t xml:space="preserve">    listen </w:t>
-      </w:r>
-      <w:proofErr w:type="gramStart"/>
-      <w:r>
-        <w:rPr>
-          <w:sz w:val="20"/>
-          <w:szCs w:val="20"/>
-        </w:rPr>
-        <w:t>80;</w:t>
-      </w:r>
-      <w:proofErr w:type="gramEnd"/>
+        <w:t xml:space="preserve">    listen 80;</w:t>
+      </w:r>
     </w:p>
     <w:p>
       <w:pPr>
@@ -4743,17 +4689,8 @@
           <w:sz w:val="20"/>
           <w:szCs w:val="20"/>
         </w:rPr>
-        <w:t xml:space="preserve"> Host $</w:t>
-      </w:r>
-      <w:proofErr w:type="gramStart"/>
-      <w:r>
-        <w:rPr>
-          <w:sz w:val="20"/>
-          <w:szCs w:val="20"/>
-        </w:rPr>
-        <w:t>host;</w:t>
-      </w:r>
-      <w:proofErr w:type="gramEnd"/>
+        <w:t xml:space="preserve"> Host $host;</w:t>
+      </w:r>
     </w:p>
     <w:p>
       <w:pPr>
@@ -4792,15 +4729,7 @@
           <w:sz w:val="20"/>
           <w:szCs w:val="20"/>
         </w:rPr>
-        <w:t>remote_</w:t>
-      </w:r>
-      <w:proofErr w:type="gramStart"/>
-      <w:r>
-        <w:rPr>
-          <w:sz w:val="20"/>
-          <w:szCs w:val="20"/>
-        </w:rPr>
-        <w:t>addr</w:t>
+        <w:t>remote_addr</w:t>
       </w:r>
       <w:proofErr w:type="spellEnd"/>
       <w:r>
@@ -4810,7 +4739,6 @@
         </w:rPr>
         <w:t>;</w:t>
       </w:r>
-      <w:proofErr w:type="gramEnd"/>
     </w:p>
     <w:p>
       <w:pPr>
@@ -4849,31 +4777,7 @@
           <w:sz w:val="20"/>
           <w:szCs w:val="20"/>
         </w:rPr>
-        <w:t>proxy_</w:t>
-      </w:r>
-      <w:proofErr w:type="gramStart"/>
-      <w:r>
-        <w:rPr>
-          <w:sz w:val="20"/>
-          <w:szCs w:val="20"/>
-        </w:rPr>
-        <w:t>add</w:t>
-      </w:r>
-      <w:proofErr w:type="gramEnd"/>
-      <w:r>
-        <w:rPr>
-          <w:sz w:val="20"/>
-          <w:szCs w:val="20"/>
-        </w:rPr>
-        <w:t>_x_forwarded_</w:t>
-      </w:r>
-      <w:proofErr w:type="gramStart"/>
-      <w:r>
-        <w:rPr>
-          <w:sz w:val="20"/>
-          <w:szCs w:val="20"/>
-        </w:rPr>
-        <w:t>for</w:t>
+        <w:t>proxy_add_x_forwarded_for</w:t>
       </w:r>
       <w:proofErr w:type="spellEnd"/>
       <w:r>
@@ -4883,7 +4787,6 @@
         </w:rPr>
         <w:t>;</w:t>
       </w:r>
-      <w:proofErr w:type="gramEnd"/>
     </w:p>
     <w:p>
       <w:pPr>
@@ -5054,7 +4957,7 @@
           <w:szCs w:val="20"/>
         </w:rPr>
         <w:pict w14:anchorId="029F9169">
-          <v:rect id="_x0000_i1109" style="width:468pt;height:.85pt" o:hralign="center" o:hrstd="t" o:hr="t" fillcolor="#a0a0a0" stroked="f"/>
+          <v:rect id="_x0000_i1027" style="width:468pt;height:.85pt" o:hralign="center" o:hrstd="t" o:hr="t" fillcolor="#a0a0a0" stroked="f"/>
         </w:pict>
       </w:r>
     </w:p>
@@ -5162,7 +5065,7 @@
           <w:szCs w:val="20"/>
         </w:rPr>
         <w:pict w14:anchorId="3E9A0B2A">
-          <v:rect id="_x0000_i1110" style="width:468pt;height:.85pt" o:hralign="center" o:hrstd="t" o:hr="t" fillcolor="#a0a0a0" stroked="f"/>
+          <v:rect id="_x0000_i1028" style="width:468pt;height:.85pt" o:hralign="center" o:hrstd="t" o:hr="t" fillcolor="#a0a0a0" stroked="f"/>
         </w:pict>
       </w:r>
     </w:p>
@@ -5223,17 +5126,8 @@
           <w:sz w:val="20"/>
           <w:szCs w:val="20"/>
         </w:rPr>
-        <w:t xml:space="preserve">    listen </w:t>
-      </w:r>
-      <w:proofErr w:type="gramStart"/>
-      <w:r>
-        <w:rPr>
-          <w:sz w:val="20"/>
-          <w:szCs w:val="20"/>
-        </w:rPr>
-        <w:t>80;</w:t>
-      </w:r>
-      <w:proofErr w:type="gramEnd"/>
+        <w:t xml:space="preserve">    listen 80;</w:t>
+      </w:r>
     </w:p>
     <w:p>
       <w:pPr>
@@ -5377,7 +5271,6 @@
         <w:t xml:space="preserve">    listen 443 </w:t>
       </w:r>
       <w:proofErr w:type="spellStart"/>
-      <w:proofErr w:type="gramStart"/>
       <w:r>
         <w:rPr>
           <w:sz w:val="20"/>
@@ -5393,7 +5286,6 @@
         </w:rPr>
         <w:t>;</w:t>
       </w:r>
-      <w:proofErr w:type="gramEnd"/>
     </w:p>
     <w:p>
       <w:pPr>
@@ -5483,9 +5375,17 @@
           <w:sz w:val="20"/>
           <w:szCs w:val="20"/>
         </w:rPr>
-        <w:t xml:space="preserve"> </w:t>
-      </w:r>
-      <w:proofErr w:type="gramStart"/>
+        <w:t xml:space="preserve"> /</w:t>
+      </w:r>
+      <w:proofErr w:type="spellStart"/>
+      <w:r>
+        <w:rPr>
+          <w:sz w:val="20"/>
+          <w:szCs w:val="20"/>
+        </w:rPr>
+        <w:t>etc</w:t>
+      </w:r>
+      <w:proofErr w:type="spellEnd"/>
       <w:r>
         <w:rPr>
           <w:sz w:val="20"/>
@@ -5499,6 +5399,70 @@
           <w:sz w:val="20"/>
           <w:szCs w:val="20"/>
         </w:rPr>
+        <w:t>letsencrypt</w:t>
+      </w:r>
+      <w:proofErr w:type="spellEnd"/>
+      <w:r>
+        <w:rPr>
+          <w:sz w:val="20"/>
+          <w:szCs w:val="20"/>
+        </w:rPr>
+        <w:t>/live/funlearning4u.com/</w:t>
+      </w:r>
+      <w:proofErr w:type="spellStart"/>
+      <w:r>
+        <w:rPr>
+          <w:sz w:val="20"/>
+          <w:szCs w:val="20"/>
+        </w:rPr>
+        <w:t>fullchain.pem</w:t>
+      </w:r>
+      <w:proofErr w:type="spellEnd"/>
+      <w:r>
+        <w:rPr>
+          <w:sz w:val="20"/>
+          <w:szCs w:val="20"/>
+        </w:rPr>
+        <w:t>;</w:t>
+      </w:r>
+    </w:p>
+    <w:p>
+      <w:pPr>
+        <w:ind w:left="360"/>
+        <w:rPr>
+          <w:sz w:val="20"/>
+          <w:szCs w:val="20"/>
+        </w:rPr>
+      </w:pPr>
+      <w:r>
+        <w:rPr>
+          <w:sz w:val="20"/>
+          <w:szCs w:val="20"/>
+        </w:rPr>
+        <w:t xml:space="preserve">    </w:t>
+      </w:r>
+      <w:proofErr w:type="spellStart"/>
+      <w:r>
+        <w:rPr>
+          <w:sz w:val="20"/>
+          <w:szCs w:val="20"/>
+        </w:rPr>
+        <w:t>ssl_certificate_key</w:t>
+      </w:r>
+      <w:proofErr w:type="spellEnd"/>
+      <w:r>
+        <w:rPr>
+          <w:sz w:val="20"/>
+          <w:szCs w:val="20"/>
+        </w:rPr>
+        <w:t xml:space="preserve"> /</w:t>
+      </w:r>
+      <w:proofErr w:type="spellStart"/>
+      <w:r>
+        <w:rPr>
+          <w:sz w:val="20"/>
+          <w:szCs w:val="20"/>
+        </w:rPr>
         <w:t>etc</w:t>
       </w:r>
       <w:proofErr w:type="spellEnd"/>
@@ -5531,7 +5495,7 @@
           <w:sz w:val="20"/>
           <w:szCs w:val="20"/>
         </w:rPr>
-        <w:t>fullchain.pem</w:t>
+        <w:t>privkey.pem</w:t>
       </w:r>
       <w:proofErr w:type="spellEnd"/>
       <w:r>
@@ -5541,96 +5505,6 @@
         </w:rPr>
         <w:t>;</w:t>
       </w:r>
-      <w:proofErr w:type="gramEnd"/>
-    </w:p>
-    <w:p>
-      <w:pPr>
-        <w:ind w:left="360"/>
-        <w:rPr>
-          <w:sz w:val="20"/>
-          <w:szCs w:val="20"/>
-        </w:rPr>
-      </w:pPr>
-      <w:r>
-        <w:rPr>
-          <w:sz w:val="20"/>
-          <w:szCs w:val="20"/>
-        </w:rPr>
-        <w:t xml:space="preserve">    </w:t>
-      </w:r>
-      <w:proofErr w:type="spellStart"/>
-      <w:r>
-        <w:rPr>
-          <w:sz w:val="20"/>
-          <w:szCs w:val="20"/>
-        </w:rPr>
-        <w:t>ssl_certificate_key</w:t>
-      </w:r>
-      <w:proofErr w:type="spellEnd"/>
-      <w:r>
-        <w:rPr>
-          <w:sz w:val="20"/>
-          <w:szCs w:val="20"/>
-        </w:rPr>
-        <w:t xml:space="preserve"> </w:t>
-      </w:r>
-      <w:proofErr w:type="gramStart"/>
-      <w:r>
-        <w:rPr>
-          <w:sz w:val="20"/>
-          <w:szCs w:val="20"/>
-        </w:rPr>
-        <w:t>/</w:t>
-      </w:r>
-      <w:proofErr w:type="spellStart"/>
-      <w:r>
-        <w:rPr>
-          <w:sz w:val="20"/>
-          <w:szCs w:val="20"/>
-        </w:rPr>
-        <w:t>etc</w:t>
-      </w:r>
-      <w:proofErr w:type="spellEnd"/>
-      <w:r>
-        <w:rPr>
-          <w:sz w:val="20"/>
-          <w:szCs w:val="20"/>
-        </w:rPr>
-        <w:t>/</w:t>
-      </w:r>
-      <w:proofErr w:type="spellStart"/>
-      <w:r>
-        <w:rPr>
-          <w:sz w:val="20"/>
-          <w:szCs w:val="20"/>
-        </w:rPr>
-        <w:t>letsencrypt</w:t>
-      </w:r>
-      <w:proofErr w:type="spellEnd"/>
-      <w:r>
-        <w:rPr>
-          <w:sz w:val="20"/>
-          <w:szCs w:val="20"/>
-        </w:rPr>
-        <w:t>/live/funlearning4u.com/</w:t>
-      </w:r>
-      <w:proofErr w:type="spellStart"/>
-      <w:r>
-        <w:rPr>
-          <w:sz w:val="20"/>
-          <w:szCs w:val="20"/>
-        </w:rPr>
-        <w:t>privkey.pem</w:t>
-      </w:r>
-      <w:proofErr w:type="spellEnd"/>
-      <w:r>
-        <w:rPr>
-          <w:sz w:val="20"/>
-          <w:szCs w:val="20"/>
-        </w:rPr>
-        <w:t>;</w:t>
-      </w:r>
-      <w:proofErr w:type="gramEnd"/>
     </w:p>
     <w:p>
       <w:pPr>
@@ -5736,17 +5610,8 @@
           <w:sz w:val="20"/>
           <w:szCs w:val="20"/>
         </w:rPr>
-        <w:t xml:space="preserve"> Host $</w:t>
-      </w:r>
-      <w:proofErr w:type="gramStart"/>
-      <w:r>
-        <w:rPr>
-          <w:sz w:val="20"/>
-          <w:szCs w:val="20"/>
-        </w:rPr>
-        <w:t>host;</w:t>
-      </w:r>
-      <w:proofErr w:type="gramEnd"/>
+        <w:t xml:space="preserve"> Host $host;</w:t>
+      </w:r>
     </w:p>
     <w:p>
       <w:pPr>
@@ -5785,15 +5650,7 @@
           <w:sz w:val="20"/>
           <w:szCs w:val="20"/>
         </w:rPr>
-        <w:t>remote_</w:t>
-      </w:r>
-      <w:proofErr w:type="gramStart"/>
-      <w:r>
-        <w:rPr>
-          <w:sz w:val="20"/>
-          <w:szCs w:val="20"/>
-        </w:rPr>
-        <w:t>addr</w:t>
+        <w:t>remote_addr</w:t>
       </w:r>
       <w:proofErr w:type="spellEnd"/>
       <w:r>
@@ -5803,7 +5660,6 @@
         </w:rPr>
         <w:t>;</w:t>
       </w:r>
-      <w:proofErr w:type="gramEnd"/>
     </w:p>
     <w:p>
       <w:pPr>
@@ -5842,31 +5698,7 @@
           <w:sz w:val="20"/>
           <w:szCs w:val="20"/>
         </w:rPr>
-        <w:t>proxy_</w:t>
-      </w:r>
-      <w:proofErr w:type="gramStart"/>
-      <w:r>
-        <w:rPr>
-          <w:sz w:val="20"/>
-          <w:szCs w:val="20"/>
-        </w:rPr>
-        <w:t>add</w:t>
-      </w:r>
-      <w:proofErr w:type="gramEnd"/>
-      <w:r>
-        <w:rPr>
-          <w:sz w:val="20"/>
-          <w:szCs w:val="20"/>
-        </w:rPr>
-        <w:t>_x_forwarded_</w:t>
-      </w:r>
-      <w:proofErr w:type="gramStart"/>
-      <w:r>
-        <w:rPr>
-          <w:sz w:val="20"/>
-          <w:szCs w:val="20"/>
-        </w:rPr>
-        <w:t>for</w:t>
+        <w:t>proxy_add_x_forwarded_for</w:t>
       </w:r>
       <w:proofErr w:type="spellEnd"/>
       <w:r>
@@ -5876,7 +5708,6 @@
         </w:rPr>
         <w:t>;</w:t>
       </w:r>
-      <w:proofErr w:type="gramEnd"/>
     </w:p>
     <w:p>
       <w:pPr>
@@ -6003,7 +5834,7 @@
           <w:rFonts w:ascii="Helvetica" w:eastAsia="Times New Roman" w:hAnsi="Helvetica" w:cs="Helvetica"/>
         </w:rPr>
         <w:pict w14:anchorId="36AB0F92">
-          <v:rect id="_x0000_i1111" style="width:468pt;height:.85pt" o:hralign="center" o:hrstd="t" o:hr="t" fillcolor="#a0a0a0" stroked="f"/>
+          <v:rect id="_x0000_i1029" style="width:468pt;height:.85pt" o:hralign="center" o:hrstd="t" o:hr="t" fillcolor="#a0a0a0" stroked="f"/>
         </w:pict>
       </w:r>
     </w:p>
@@ -6206,7 +6037,7 @@
         </w:rPr>
         <w:lastRenderedPageBreak/>
         <w:pict w14:anchorId="5B811F31">
-          <v:rect id="_x0000_i1112" style="width:468pt;height:.85pt" o:hralign="center" o:hrstd="t" o:hr="t" fillcolor="#a0a0a0" stroked="f"/>
+          <v:rect id="_x0000_i1030" style="width:468pt;height:.85pt" o:hralign="center" o:hrstd="t" o:hr="t" fillcolor="#a0a0a0" stroked="f"/>
         </w:pict>
       </w:r>
     </w:p>
@@ -6536,7 +6367,6 @@
         <w:t>=multi-</w:t>
       </w:r>
       <w:proofErr w:type="spellStart"/>
-      <w:proofErr w:type="gramStart"/>
       <w:r>
         <w:rPr>
           <w:sz w:val="20"/>
@@ -6545,7 +6375,6 @@
         <w:t>user.target</w:t>
       </w:r>
       <w:proofErr w:type="spellEnd"/>
-      <w:proofErr w:type="gramEnd"/>
     </w:p>
     <w:p>
       <w:pPr>
@@ -6766,7 +6595,7 @@
           <w:rFonts w:ascii="Helvetica" w:eastAsia="Times New Roman" w:hAnsi="Helvetica" w:cs="Helvetica"/>
         </w:rPr>
         <w:pict w14:anchorId="03967BC3">
-          <v:rect id="_x0000_i1113" style="width:468pt;height:.85pt" o:hralign="center" o:hrstd="t" o:hr="t" fillcolor="#a0a0a0" stroked="f"/>
+          <v:rect id="_x0000_i1031" style="width:468pt;height:.85pt" o:hralign="center" o:hrstd="t" o:hr="t" fillcolor="#a0a0a0" stroked="f"/>
         </w:pict>
       </w:r>
     </w:p>
@@ -6934,23 +6763,7 @@
           <w:sz w:val="20"/>
           <w:szCs w:val="20"/>
         </w:rPr>
-        <w:t xml:space="preserve">Done! Your Flask app is now secured with HTTPS, </w:t>
-      </w:r>
-      <w:proofErr w:type="gramStart"/>
-      <w:r>
-        <w:rPr>
-          <w:sz w:val="20"/>
-          <w:szCs w:val="20"/>
-        </w:rPr>
-        <w:t>auto-renewable</w:t>
-      </w:r>
-      <w:proofErr w:type="gramEnd"/>
-      <w:r>
-        <w:rPr>
-          <w:sz w:val="20"/>
-          <w:szCs w:val="20"/>
-        </w:rPr>
-        <w:t>, and integrated with Twilio.</w:t>
+        <w:t>Done! Your Flask app is now secured with HTTPS, auto-renewable, and integrated with Twilio.</w:t>
       </w:r>
     </w:p>
     <w:p>
@@ -7320,7 +7133,6 @@
           <w:szCs w:val="18"/>
         </w:rPr>
       </w:pPr>
-      <w:proofErr w:type="gramStart"/>
       <w:r>
         <w:rPr>
           <w:rStyle w:val="Strong"/>
@@ -7347,7 +7159,6 @@
         </w:rPr>
         <w:t>@</w:t>
       </w:r>
-      <w:proofErr w:type="gramEnd"/>
       <w:r>
         <w:rPr>
           <w:rFonts w:cs="Helvetica"/>
@@ -7917,7 +7728,7 @@
           <w:szCs w:val="20"/>
         </w:rPr>
         <w:pict w14:anchorId="5B7E86E5">
-          <v:rect id="_x0000_i1185" style="width:468pt;height:.85pt" o:hralign="center" o:hrstd="t" o:hr="t" fillcolor="#a0a0a0" stroked="f"/>
+          <v:rect id="_x0000_i1032" style="width:468pt;height:.85pt" o:hralign="center" o:hrstd="t" o:hr="t" fillcolor="#a0a0a0" stroked="f"/>
         </w:pict>
       </w:r>
     </w:p>
@@ -8172,7 +7983,7 @@
           <w:szCs w:val="20"/>
         </w:rPr>
         <w:pict w14:anchorId="2009ECD0">
-          <v:rect id="_x0000_i1186" style="width:6in;height:.85pt" o:hralign="center" o:hrstd="t" o:hr="t" fillcolor="#a0a0a0" stroked="f"/>
+          <v:rect id="_x0000_i1033" style="width:6in;height:.85pt" o:hralign="center" o:hrstd="t" o:hr="t" fillcolor="#a0a0a0" stroked="f"/>
         </w:pict>
       </w:r>
     </w:p>
@@ -8343,7 +8154,7 @@
           <w:szCs w:val="20"/>
         </w:rPr>
         <w:pict w14:anchorId="37CEB770">
-          <v:rect id="_x0000_i1187" style="width:6in;height:.85pt" o:hralign="center" o:hrstd="t" o:hr="t" fillcolor="#a0a0a0" stroked="f"/>
+          <v:rect id="_x0000_i1034" style="width:6in;height:.85pt" o:hralign="center" o:hrstd="t" o:hr="t" fillcolor="#a0a0a0" stroked="f"/>
         </w:pict>
       </w:r>
     </w:p>
@@ -8595,7 +8406,7 @@
           <w:szCs w:val="20"/>
         </w:rPr>
         <w:pict w14:anchorId="10600F4B">
-          <v:rect id="_x0000_i1188" style="width:6in;height:.85pt" o:hralign="center" o:hrstd="t" o:hr="t" fillcolor="#a0a0a0" stroked="f"/>
+          <v:rect id="_x0000_i1035" style="width:6in;height:.85pt" o:hralign="center" o:hrstd="t" o:hr="t" fillcolor="#a0a0a0" stroked="f"/>
         </w:pict>
       </w:r>
     </w:p>
@@ -9060,7 +8871,7 @@
           <w:szCs w:val="20"/>
         </w:rPr>
         <w:pict w14:anchorId="50376E49">
-          <v:rect id="_x0000_i1189" style="width:468pt;height:.85pt" o:hralign="center" o:hrstd="t" o:hr="t" fillcolor="#a0a0a0" stroked="f"/>
+          <v:rect id="_x0000_i1036" style="width:468pt;height:.85pt" o:hralign="center" o:hrstd="t" o:hr="t" fillcolor="#a0a0a0" stroked="f"/>
         </w:pict>
       </w:r>
     </w:p>
@@ -9237,25 +9048,7 @@
           <w:sz w:val="20"/>
           <w:szCs w:val="20"/>
         </w:rPr>
-        <w:t xml:space="preserve">If </w:t>
-      </w:r>
-      <w:proofErr w:type="gramStart"/>
-      <w:r>
-        <w:rPr>
-          <w:rFonts w:cs="Helvetica"/>
-          <w:sz w:val="20"/>
-          <w:szCs w:val="20"/>
-        </w:rPr>
-        <w:t>app</w:t>
-      </w:r>
-      <w:proofErr w:type="gramEnd"/>
-      <w:r>
-        <w:rPr>
-          <w:rFonts w:cs="Helvetica"/>
-          <w:sz w:val="20"/>
-          <w:szCs w:val="20"/>
-        </w:rPr>
-        <w:t xml:space="preserve"> is up, test through Nginx:</w:t>
+        <w:t>If app is up, test through Nginx:</w:t>
       </w:r>
     </w:p>
     <w:p>
@@ -9323,7 +9116,7 @@
           <w:szCs w:val="20"/>
         </w:rPr>
         <w:pict w14:anchorId="798ECFA4">
-          <v:rect id="_x0000_i1190" style="width:468pt;height:.85pt" o:hralign="center" o:hrstd="t" o:hr="t" fillcolor="#a0a0a0" stroked="f"/>
+          <v:rect id="_x0000_i1037" style="width:468pt;height:.85pt" o:hralign="center" o:hrstd="t" o:hr="t" fillcolor="#a0a0a0" stroked="f"/>
         </w:pict>
       </w:r>
     </w:p>
@@ -9408,23 +9201,13 @@
           <w:szCs w:val="20"/>
         </w:rPr>
       </w:pPr>
-      <w:proofErr w:type="gramStart"/>
-      <w:r>
-        <w:rPr>
-          <w:rFonts w:cs="Helvetica"/>
-          <w:sz w:val="20"/>
-          <w:szCs w:val="20"/>
-        </w:rPr>
-        <w:t>Should</w:t>
-      </w:r>
-      <w:proofErr w:type="gramEnd"/>
-      <w:r>
-        <w:rPr>
-          <w:rFonts w:cs="Helvetica"/>
-          <w:sz w:val="20"/>
-          <w:szCs w:val="20"/>
-        </w:rPr>
-        <w:t xml:space="preserve"> show a </w:t>
+      <w:r>
+        <w:rPr>
+          <w:rFonts w:cs="Helvetica"/>
+          <w:sz w:val="20"/>
+          <w:szCs w:val="20"/>
+        </w:rPr>
+        <w:t xml:space="preserve">Should show a </w:t>
       </w:r>
       <w:r>
         <w:rPr>
@@ -9546,7 +9329,7 @@
           <w:szCs w:val="20"/>
         </w:rPr>
         <w:pict w14:anchorId="76C0C0B5">
-          <v:rect id="_x0000_i1191" style="width:468pt;height:.85pt" o:hralign="center" o:hrstd="t" o:hr="t" fillcolor="#a0a0a0" stroked="f"/>
+          <v:rect id="_x0000_i1038" style="width:468pt;height:.85pt" o:hralign="center" o:hrstd="t" o:hr="t" fillcolor="#a0a0a0" stroked="f"/>
         </w:pict>
       </w:r>
     </w:p>
@@ -9805,23 +9588,13 @@
           <w:szCs w:val="20"/>
         </w:rPr>
       </w:pPr>
-      <w:proofErr w:type="gramStart"/>
-      <w:r>
-        <w:rPr>
-          <w:rFonts w:cs="Helvetica"/>
-          <w:sz w:val="20"/>
-          <w:szCs w:val="20"/>
-        </w:rPr>
-        <w:t>Should</w:t>
-      </w:r>
-      <w:proofErr w:type="gramEnd"/>
-      <w:r>
-        <w:rPr>
-          <w:rFonts w:cs="Helvetica"/>
-          <w:sz w:val="20"/>
-          <w:szCs w:val="20"/>
-        </w:rPr>
-        <w:t xml:space="preserve"> return 200 OK or 405 depending on method (GET/POST) and Flask route config.</w:t>
+      <w:r>
+        <w:rPr>
+          <w:rFonts w:cs="Helvetica"/>
+          <w:sz w:val="20"/>
+          <w:szCs w:val="20"/>
+        </w:rPr>
+        <w:t>Should return 200 OK or 405 depending on method (GET/POST) and Flask route config.</w:t>
       </w:r>
     </w:p>
     <w:p>
@@ -9888,7 +9661,7 @@
           <w:szCs w:val="20"/>
         </w:rPr>
         <w:pict w14:anchorId="5BADE2F4">
-          <v:rect id="_x0000_i1192" style="width:468pt;height:.85pt" o:hralign="center" o:hrstd="t" o:hr="t" fillcolor="#a0a0a0" stroked="f"/>
+          <v:rect id="_x0000_i1039" style="width:468pt;height:.85pt" o:hralign="center" o:hrstd="t" o:hr="t" fillcolor="#a0a0a0" stroked="f"/>
         </w:pict>
       </w:r>
     </w:p>
@@ -10029,7 +9802,7 @@
           <w:szCs w:val="20"/>
         </w:rPr>
         <w:pict w14:anchorId="38E88694">
-          <v:rect id="_x0000_i1193" style="width:468pt;height:.85pt" o:hralign="center" o:hrstd="t" o:hr="t" fillcolor="#a0a0a0" stroked="f"/>
+          <v:rect id="_x0000_i1040" style="width:468pt;height:.85pt" o:hralign="center" o:hrstd="t" o:hr="t" fillcolor="#a0a0a0" stroked="f"/>
         </w:pict>
       </w:r>
     </w:p>
@@ -10383,7 +10156,7 @@
           <w:szCs w:val="20"/>
         </w:rPr>
         <w:pict w14:anchorId="4B7FB0BC">
-          <v:rect id="_x0000_i1194" style="width:396pt;height:.85pt" o:hralign="center" o:hrstd="t" o:hr="t" fillcolor="#a0a0a0" stroked="f"/>
+          <v:rect id="_x0000_i1041" style="width:396pt;height:.85pt" o:hralign="center" o:hrstd="t" o:hr="t" fillcolor="#a0a0a0" stroked="f"/>
         </w:pict>
       </w:r>
     </w:p>
@@ -10517,29 +10290,7 @@
           <w:szCs w:val="20"/>
           <w14:ligatures w14:val="none"/>
         </w:rPr>
-        <w:t xml:space="preserve">, create a file </w:t>
-      </w:r>
-      <w:proofErr w:type="gramStart"/>
-      <w:r>
-        <w:rPr>
-          <w:rFonts w:eastAsia="Times New Roman" w:cs="Times New Roman"/>
-          <w:kern w:val="0"/>
-          <w:sz w:val="20"/>
-          <w:szCs w:val="20"/>
-          <w14:ligatures w14:val="none"/>
-        </w:rPr>
-        <w:t>called .env</w:t>
-      </w:r>
-      <w:proofErr w:type="gramEnd"/>
-      <w:r>
-        <w:rPr>
-          <w:rFonts w:eastAsia="Times New Roman" w:cs="Times New Roman"/>
-          <w:kern w:val="0"/>
-          <w:sz w:val="20"/>
-          <w:szCs w:val="20"/>
-          <w14:ligatures w14:val="none"/>
-        </w:rPr>
-        <w:t>:</w:t>
+        <w:t>, create a file called .env:</w:t>
       </w:r>
     </w:p>
     <w:p>
@@ -10562,20 +10313,8 @@
           <w:szCs w:val="20"/>
           <w14:ligatures w14:val="none"/>
         </w:rPr>
-        <w:t>nano /home/ubuntu/app</w:t>
-      </w:r>
-      <w:proofErr w:type="gramStart"/>
-      <w:r>
-        <w:rPr>
-          <w:rFonts w:eastAsia="Times New Roman" w:cs="Times New Roman"/>
-          <w:kern w:val="0"/>
-          <w:sz w:val="20"/>
-          <w:szCs w:val="20"/>
-          <w14:ligatures w14:val="none"/>
-        </w:rPr>
-        <w:t>/.env</w:t>
-      </w:r>
-      <w:proofErr w:type="gramEnd"/>
+        <w:t>nano /home/ubuntu/app/.env</w:t>
+      </w:r>
     </w:p>
     <w:p>
       <w:pPr>
@@ -10957,7 +10696,7 @@
           <w14:ligatures w14:val="none"/>
         </w:rPr>
         <w:pict w14:anchorId="751468CF">
-          <v:rect id="_x0000_i1245" style="width:468pt;height:.85pt" o:hralign="center" o:hrstd="t" o:hr="t" fillcolor="#a0a0a0" stroked="f"/>
+          <v:rect id="_x0000_i1042" style="width:468pt;height:.85pt" o:hralign="center" o:hrstd="t" o:hr="t" fillcolor="#a0a0a0" stroked="f"/>
         </w:pict>
       </w:r>
     </w:p>
@@ -11129,7 +10868,7 @@
           <w14:ligatures w14:val="none"/>
         </w:rPr>
         <w:pict w14:anchorId="2B05BB45">
-          <v:rect id="_x0000_i1246" style="width:468pt;height:.85pt" o:hralign="center" o:hrstd="t" o:hr="t" fillcolor="#a0a0a0" stroked="f"/>
+          <v:rect id="_x0000_i1043" style="width:468pt;height:.85pt" o:hralign="center" o:hrstd="t" o:hr="t" fillcolor="#a0a0a0" stroked="f"/>
         </w:pict>
       </w:r>
     </w:p>
@@ -11186,18 +10925,7 @@
           <w:szCs w:val="20"/>
           <w14:ligatures w14:val="none"/>
         </w:rPr>
-        <w:t xml:space="preserve"> </w:t>
-      </w:r>
-      <w:proofErr w:type="gramStart"/>
-      <w:r>
-        <w:rPr>
-          <w:rFonts w:eastAsia="Times New Roman" w:cs="Times New Roman"/>
-          <w:kern w:val="0"/>
-          <w:sz w:val="20"/>
-          <w:szCs w:val="20"/>
-          <w14:ligatures w14:val="none"/>
-        </w:rPr>
-        <w:t xml:space="preserve">in </w:t>
+        <w:t xml:space="preserve"> in </w:t>
       </w:r>
       <w:r>
         <w:rPr>
@@ -11209,7 +10937,6 @@
         </w:rPr>
         <w:t>.env</w:t>
       </w:r>
-      <w:proofErr w:type="gramEnd"/>
       <w:r>
         <w:rPr>
           <w:rFonts w:eastAsia="Times New Roman" w:cs="Times New Roman"/>
@@ -11279,23 +11006,7 @@
           <w:sz w:val="20"/>
           <w:szCs w:val="20"/>
         </w:rPr>
-        <w:t xml:space="preserve">load </w:t>
-      </w:r>
-      <w:proofErr w:type="gramStart"/>
-      <w:r>
-        <w:rPr>
-          <w:sz w:val="20"/>
-          <w:szCs w:val="20"/>
-        </w:rPr>
-        <w:t>from .env</w:t>
-      </w:r>
-      <w:proofErr w:type="gramEnd"/>
-      <w:r>
-        <w:rPr>
-          <w:sz w:val="20"/>
-          <w:szCs w:val="20"/>
-        </w:rPr>
-        <w:t xml:space="preserve"> securely:</w:t>
+        <w:t>load from .env securely:</w:t>
       </w:r>
     </w:p>
     <w:p>
@@ -11347,7 +11058,6 @@
           <w:szCs w:val="20"/>
         </w:rPr>
       </w:pPr>
-      <w:proofErr w:type="gramStart"/>
       <w:r>
         <w:rPr>
           <w:sz w:val="20"/>
@@ -11364,7 +11074,6 @@
         <w:t>os</w:t>
       </w:r>
       <w:proofErr w:type="spellEnd"/>
-      <w:proofErr w:type="gramEnd"/>
     </w:p>
     <w:p>
       <w:pPr>
@@ -11387,18 +11096,7 @@
           <w:szCs w:val="20"/>
           <w14:ligatures w14:val="none"/>
         </w:rPr>
-        <w:t>load_</w:t>
-      </w:r>
-      <w:proofErr w:type="gramStart"/>
-      <w:r>
-        <w:rPr>
-          <w:rFonts w:eastAsia="Times New Roman" w:cs="Times New Roman"/>
-          <w:kern w:val="0"/>
-          <w:sz w:val="20"/>
-          <w:szCs w:val="20"/>
-          <w14:ligatures w14:val="none"/>
-        </w:rPr>
-        <w:t>dotenv</w:t>
+        <w:t>load_dotenv</w:t>
       </w:r>
       <w:proofErr w:type="spellEnd"/>
       <w:r>
@@ -11409,18 +11107,7 @@
           <w:szCs w:val="20"/>
           <w14:ligatures w14:val="none"/>
         </w:rPr>
-        <w:t>(</w:t>
-      </w:r>
-      <w:proofErr w:type="gramEnd"/>
-      <w:r>
-        <w:rPr>
-          <w:rFonts w:eastAsia="Times New Roman" w:cs="Times New Roman"/>
-          <w:kern w:val="0"/>
-          <w:sz w:val="20"/>
-          <w:szCs w:val="20"/>
-          <w14:ligatures w14:val="none"/>
-        </w:rPr>
-        <w:t>)</w:t>
+        <w:t>()</w:t>
       </w:r>
     </w:p>
     <w:p>
@@ -11458,7 +11145,6 @@
         <w:t xml:space="preserve"> = </w:t>
       </w:r>
       <w:proofErr w:type="spellStart"/>
-      <w:proofErr w:type="gramStart"/>
       <w:r>
         <w:rPr>
           <w:rFonts w:eastAsia="Times New Roman" w:cs="Times New Roman"/>
@@ -11470,7 +11156,6 @@
         <w:t>os.getenv</w:t>
       </w:r>
       <w:proofErr w:type="spellEnd"/>
-      <w:proofErr w:type="gramEnd"/>
       <w:r>
         <w:rPr>
           <w:rFonts w:eastAsia="Times New Roman" w:cs="Times New Roman"/>
@@ -15653,135 +15338,36 @@
   </w:num>
   <w:num w:numId="22" w16cid:durableId="943615010">
     <w:abstractNumId w:val="19"/>
-    <w:lvlOverride w:ilvl="0"/>
-    <w:lvlOverride w:ilvl="1"/>
-    <w:lvlOverride w:ilvl="2"/>
-    <w:lvlOverride w:ilvl="3"/>
-    <w:lvlOverride w:ilvl="4"/>
-    <w:lvlOverride w:ilvl="5"/>
-    <w:lvlOverride w:ilvl="6"/>
-    <w:lvlOverride w:ilvl="7"/>
-    <w:lvlOverride w:ilvl="8"/>
   </w:num>
   <w:num w:numId="23" w16cid:durableId="1519005679">
     <w:abstractNumId w:val="21"/>
-    <w:lvlOverride w:ilvl="0"/>
-    <w:lvlOverride w:ilvl="1"/>
-    <w:lvlOverride w:ilvl="2"/>
-    <w:lvlOverride w:ilvl="3"/>
-    <w:lvlOverride w:ilvl="4"/>
-    <w:lvlOverride w:ilvl="5"/>
-    <w:lvlOverride w:ilvl="6"/>
-    <w:lvlOverride w:ilvl="7"/>
-    <w:lvlOverride w:ilvl="8"/>
   </w:num>
   <w:num w:numId="24" w16cid:durableId="325086054">
     <w:abstractNumId w:val="8"/>
-    <w:lvlOverride w:ilvl="0"/>
-    <w:lvlOverride w:ilvl="1"/>
-    <w:lvlOverride w:ilvl="2"/>
-    <w:lvlOverride w:ilvl="3"/>
-    <w:lvlOverride w:ilvl="4"/>
-    <w:lvlOverride w:ilvl="5"/>
-    <w:lvlOverride w:ilvl="6"/>
-    <w:lvlOverride w:ilvl="7"/>
-    <w:lvlOverride w:ilvl="8"/>
   </w:num>
   <w:num w:numId="25" w16cid:durableId="163789859">
     <w:abstractNumId w:val="16"/>
-    <w:lvlOverride w:ilvl="0"/>
-    <w:lvlOverride w:ilvl="1"/>
-    <w:lvlOverride w:ilvl="2"/>
-    <w:lvlOverride w:ilvl="3"/>
-    <w:lvlOverride w:ilvl="4"/>
-    <w:lvlOverride w:ilvl="5"/>
-    <w:lvlOverride w:ilvl="6"/>
-    <w:lvlOverride w:ilvl="7"/>
-    <w:lvlOverride w:ilvl="8"/>
   </w:num>
   <w:num w:numId="26" w16cid:durableId="1343821434">
     <w:abstractNumId w:val="32"/>
-    <w:lvlOverride w:ilvl="0"/>
-    <w:lvlOverride w:ilvl="1"/>
-    <w:lvlOverride w:ilvl="2"/>
-    <w:lvlOverride w:ilvl="3"/>
-    <w:lvlOverride w:ilvl="4"/>
-    <w:lvlOverride w:ilvl="5"/>
-    <w:lvlOverride w:ilvl="6"/>
-    <w:lvlOverride w:ilvl="7"/>
-    <w:lvlOverride w:ilvl="8"/>
   </w:num>
   <w:num w:numId="27" w16cid:durableId="1495880028">
     <w:abstractNumId w:val="7"/>
-    <w:lvlOverride w:ilvl="0"/>
-    <w:lvlOverride w:ilvl="1"/>
-    <w:lvlOverride w:ilvl="2"/>
-    <w:lvlOverride w:ilvl="3"/>
-    <w:lvlOverride w:ilvl="4"/>
-    <w:lvlOverride w:ilvl="5"/>
-    <w:lvlOverride w:ilvl="6"/>
-    <w:lvlOverride w:ilvl="7"/>
-    <w:lvlOverride w:ilvl="8"/>
   </w:num>
   <w:num w:numId="28" w16cid:durableId="1902672396">
     <w:abstractNumId w:val="20"/>
-    <w:lvlOverride w:ilvl="0"/>
-    <w:lvlOverride w:ilvl="1"/>
-    <w:lvlOverride w:ilvl="2"/>
-    <w:lvlOverride w:ilvl="3"/>
-    <w:lvlOverride w:ilvl="4"/>
-    <w:lvlOverride w:ilvl="5"/>
-    <w:lvlOverride w:ilvl="6"/>
-    <w:lvlOverride w:ilvl="7"/>
-    <w:lvlOverride w:ilvl="8"/>
   </w:num>
   <w:num w:numId="29" w16cid:durableId="1082026358">
     <w:abstractNumId w:val="0"/>
-    <w:lvlOverride w:ilvl="0"/>
-    <w:lvlOverride w:ilvl="1"/>
-    <w:lvlOverride w:ilvl="2"/>
-    <w:lvlOverride w:ilvl="3"/>
-    <w:lvlOverride w:ilvl="4"/>
-    <w:lvlOverride w:ilvl="5"/>
-    <w:lvlOverride w:ilvl="6"/>
-    <w:lvlOverride w:ilvl="7"/>
-    <w:lvlOverride w:ilvl="8"/>
   </w:num>
   <w:num w:numId="30" w16cid:durableId="453403258">
     <w:abstractNumId w:val="14"/>
-    <w:lvlOverride w:ilvl="0"/>
-    <w:lvlOverride w:ilvl="1"/>
-    <w:lvlOverride w:ilvl="2"/>
-    <w:lvlOverride w:ilvl="3"/>
-    <w:lvlOverride w:ilvl="4"/>
-    <w:lvlOverride w:ilvl="5"/>
-    <w:lvlOverride w:ilvl="6"/>
-    <w:lvlOverride w:ilvl="7"/>
-    <w:lvlOverride w:ilvl="8"/>
   </w:num>
   <w:num w:numId="31" w16cid:durableId="1344547617">
     <w:abstractNumId w:val="23"/>
-    <w:lvlOverride w:ilvl="0"/>
-    <w:lvlOverride w:ilvl="1"/>
-    <w:lvlOverride w:ilvl="2"/>
-    <w:lvlOverride w:ilvl="3"/>
-    <w:lvlOverride w:ilvl="4"/>
-    <w:lvlOverride w:ilvl="5"/>
-    <w:lvlOverride w:ilvl="6"/>
-    <w:lvlOverride w:ilvl="7"/>
-    <w:lvlOverride w:ilvl="8"/>
   </w:num>
   <w:num w:numId="32" w16cid:durableId="2031250707">
     <w:abstractNumId w:val="10"/>
-    <w:lvlOverride w:ilvl="0"/>
-    <w:lvlOverride w:ilvl="1"/>
-    <w:lvlOverride w:ilvl="2"/>
-    <w:lvlOverride w:ilvl="3"/>
-    <w:lvlOverride w:ilvl="4"/>
-    <w:lvlOverride w:ilvl="5"/>
-    <w:lvlOverride w:ilvl="6"/>
-    <w:lvlOverride w:ilvl="7"/>
-    <w:lvlOverride w:ilvl="8"/>
   </w:num>
   <w:num w:numId="33" w16cid:durableId="1405570901">
     <w:abstractNumId w:val="15"/>
@@ -16392,6 +15978,7 @@
   <w:style w:type="character" w:default="1" w:styleId="DefaultParagraphFont">
     <w:name w:val="Default Paragraph Font"/>
     <w:uiPriority w:val="1"/>
+    <w:semiHidden/>
     <w:unhideWhenUsed/>
   </w:style>
   <w:style w:type="table" w:default="1" w:styleId="TableNormal">
